--- a/3_paciales/2_parcial/parcial_2_6.docx
+++ b/3_paciales/2_parcial/parcial_2_6.docx
@@ -4,7 +4,13 @@
   <w:body>
     <w:p>
       <w:r>
-        <w:t xml:space="preserve">Parcial 2. 16 de abril de 2026. </w:t>
+        <w:t xml:space="preserve">Parcial 2. </w:t>
+      </w:r>
+      <w:r>
+        <w:t>24</w:t>
+      </w:r>
+      <w:r>
+        <w:t xml:space="preserve"> de abril de 2026. </w:t>
       </w:r>
     </w:p>
     <w:p>
@@ -16,9 +22,7 @@
     <w:p/>
     <w:p>
       <w:r>
-        <w:pict w14:anchorId="13F73F14">
-          <v:rect id="_x0000_i1073" style="width:0;height:1.5pt" o:hralign="center" o:hrstd="t" o:hrnoshade="t" o:hr="t" fillcolor="gray" stroked="f"/>
-        </w:pict>
+        <w:t xml:space="preserve">Por favor, incluya en su código, el planteamiento del problema respectivo. </w:t>
       </w:r>
     </w:p>
     <w:p>
@@ -63,7 +67,7 @@
     <w:p>
       <w:r>
         <w:pict w14:anchorId="0F3B97FE">
-          <v:rect id="_x0000_i1074" style="width:0;height:1.5pt" o:hralign="center" o:hrstd="t" o:hrnoshade="t" o:hr="t" fillcolor="gray" stroked="f"/>
+          <v:rect id="_x0000_i1026" style="width:0;height:1.5pt" o:hralign="center" o:hrstd="t" o:hrnoshade="t" o:hr="t" fillcolor="gray" stroked="f"/>
         </w:pict>
       </w:r>
     </w:p>
@@ -126,7 +130,7 @@
     <w:p>
       <w:r>
         <w:pict w14:anchorId="7C42A7D0">
-          <v:rect id="_x0000_i1075" style="width:0;height:1.5pt" o:hralign="center" o:hrstd="t" o:hrnoshade="t" o:hr="t" fillcolor="gray" stroked="f"/>
+          <v:rect id="_x0000_i1027" style="width:0;height:1.5pt" o:hralign="center" o:hrstd="t" o:hrnoshade="t" o:hr="t" fillcolor="gray" stroked="f"/>
         </w:pict>
       </w:r>
     </w:p>
@@ -147,15 +151,7 @@
     </w:p>
     <w:p>
       <w:r>
-        <w:t xml:space="preserve">En Geometría Vectorial, un punto </w:t>
-      </w:r>
-      <w:proofErr w:type="gramStart"/>
-      <w:r>
-        <w:t>P(</w:t>
-      </w:r>
-      <w:proofErr w:type="gramEnd"/>
-      <w:r>
-        <w:t xml:space="preserve">x, y) pertenece al primer cuadrante si sus coordenadas son positivas. Escriba un programa que reciba un punto y determine mediante </w:t>
+        <w:t xml:space="preserve">En Geometría Vectorial, un punto P(x, y) pertenece al primer cuadrante si sus coordenadas son positivas. Escriba un programa que reciba un punto y determine mediante </w:t>
       </w:r>
       <w:r>
         <w:rPr>
@@ -233,7 +229,7 @@
     <w:p>
       <w:r>
         <w:pict w14:anchorId="242CCDC7">
-          <v:rect id="_x0000_i1076" style="width:0;height:1.5pt" o:hralign="center" o:hrstd="t" o:hrnoshade="t" o:hr="t" fillcolor="gray" stroked="f"/>
+          <v:rect id="_x0000_i1028" style="width:0;height:1.5pt" o:hralign="center" o:hrstd="t" o:hrnoshade="t" o:hr="t" fillcolor="gray" stroked="f"/>
         </w:pict>
       </w:r>
     </w:p>
@@ -346,7 +342,7 @@
     <w:p>
       <w:r>
         <w:pict w14:anchorId="65DEFE78">
-          <v:rect id="_x0000_i1077" style="width:0;height:1.5pt" o:hralign="center" o:hrstd="t" o:hrnoshade="t" o:hr="t" fillcolor="gray" stroked="f"/>
+          <v:rect id="_x0000_i1029" style="width:0;height:1.5pt" o:hralign="center" o:hrstd="t" o:hrnoshade="t" o:hr="t" fillcolor="gray" stroked="f"/>
         </w:pict>
       </w:r>
     </w:p>
@@ -615,7 +611,7 @@
     <w:p>
       <w:r>
         <w:pict w14:anchorId="36D51DC2">
-          <v:rect id="_x0000_i1078" style="width:0;height:1.5pt" o:hralign="center" o:hrstd="t" o:hrnoshade="t" o:hr="t" fillcolor="gray" stroked="f"/>
+          <v:rect id="_x0000_i1030" style="width:0;height:1.5pt" o:hralign="center" o:hrstd="t" o:hrnoshade="t" o:hr="t" fillcolor="gray" stroked="f"/>
         </w:pict>
       </w:r>
     </w:p>
@@ -781,15 +777,7 @@
           <w:b/>
           <w:bCs/>
         </w:rPr>
-        <w:t>estimar_</w:t>
-      </w:r>
-      <w:proofErr w:type="gramStart"/>
-      <w:r>
-        <w:rPr>
-          <w:b/>
-          <w:bCs/>
-        </w:rPr>
-        <w:t>probabilidad</w:t>
+        <w:t>estimar_probabilidad</w:t>
       </w:r>
       <w:proofErr w:type="spellEnd"/>
       <w:r>
@@ -800,7 +788,6 @@
         <w:t>(</w:t>
       </w:r>
       <w:proofErr w:type="spellStart"/>
-      <w:proofErr w:type="gramEnd"/>
       <w:r>
         <w:rPr>
           <w:b/>
@@ -881,7 +868,7 @@
     <w:p>
       <w:r>
         <w:pict w14:anchorId="28E35EFD">
-          <v:rect id="_x0000_i1079" style="width:0;height:1.5pt" o:hralign="center" o:hrstd="t" o:hrnoshade="t" o:hr="t" fillcolor="gray" stroked="f"/>
+          <v:rect id="_x0000_i1031" style="width:0;height:1.5pt" o:hralign="center" o:hrstd="t" o:hrnoshade="t" o:hr="t" fillcolor="gray" stroked="f"/>
         </w:pict>
       </w:r>
     </w:p>
@@ -1076,15 +1063,7 @@
           <w:b/>
           <w:bCs/>
         </w:rPr>
-        <w:t>calcular_</w:t>
-      </w:r>
-      <w:proofErr w:type="gramStart"/>
-      <w:r>
-        <w:rPr>
-          <w:b/>
-          <w:bCs/>
-        </w:rPr>
-        <w:t>mcd</w:t>
+        <w:t>calcular_mcd</w:t>
       </w:r>
       <w:proofErr w:type="spellEnd"/>
       <w:r>
@@ -1092,15 +1071,7 @@
           <w:b/>
           <w:bCs/>
         </w:rPr>
-        <w:t>(</w:t>
-      </w:r>
-      <w:proofErr w:type="gramEnd"/>
-      <w:r>
-        <w:rPr>
-          <w:b/>
-          <w:bCs/>
-        </w:rPr>
-        <w:t>a, b)</w:t>
+        <w:t>(a, b)</w:t>
       </w:r>
       <w:r>
         <w:t xml:space="preserve"> que reciba dos números enteros.</w:t>
@@ -1148,7 +1119,6 @@
       <w:r>
         <w:t xml:space="preserve"> toma el valor de </w:t>
       </w:r>
-      <w:proofErr w:type="gramStart"/>
       <w:r>
         <w:rPr>
           <w:b/>
@@ -1166,7 +1136,6 @@
         </w:rPr>
         <w:t>b</w:t>
       </w:r>
-      <w:proofErr w:type="gramEnd"/>
       <w:r>
         <w:t xml:space="preserve"> toma el valor de </w:t>
       </w:r>
@@ -1216,7 +1185,7 @@
     <w:p>
       <w:r>
         <w:pict w14:anchorId="35BFDCA3">
-          <v:rect id="_x0000_i1080" style="width:0;height:1.5pt" o:hralign="center" o:hrstd="t" o:hrnoshade="t" o:hr="t" fillcolor="gray" stroked="f"/>
+          <v:rect id="_x0000_i1032" style="width:0;height:1.5pt" o:hralign="center" o:hrstd="t" o:hrnoshade="t" o:hr="t" fillcolor="gray" stroked="f"/>
         </w:pict>
       </w:r>
     </w:p>
@@ -2596,6 +2565,7 @@
   <w:style w:type="character" w:default="1" w:styleId="Fuentedeprrafopredeter">
     <w:name w:val="Default Paragraph Font"/>
     <w:uiPriority w:val="1"/>
+    <w:semiHidden/>
     <w:unhideWhenUsed/>
   </w:style>
   <w:style w:type="table" w:default="1" w:styleId="Tablanormal">
